--- a/Documentation.docx
+++ b/Documentation.docx
@@ -21,94 +21,563 @@
     </w:p>
     <w:p>
       <w:pPr>
-        <w:numPr>
-          <w:ilvl w:val="1"/>
-          <w:numId w:val="1"/>
-        </w:numPr>
-        <w:spacing w:after="0"/>
-      </w:pPr>
-      <w:r>
-        <w:t>Introduce the task ad the purpose of what you are creating</w:t>
-      </w:r>
-    </w:p>
-    <w:p>
-      <w:pPr>
-        <w:spacing w:after="0"/>
-      </w:pPr>
+        <w:spacing w:after="0"/>
+      </w:pPr>
+      <w:r>
+        <w:t>A school tuckshop needs a new web application</w:t>
+      </w:r>
+      <w:r>
+        <w:t xml:space="preserve"> in which students and parents can order and purchase food</w:t>
+      </w:r>
+      <w:r>
+        <w:t xml:space="preserve"> as their current one is not suitable and not many people use it</w:t>
+      </w:r>
+      <w:r>
+        <w:t xml:space="preserve">. They want to be able to see allergens within items and any other nutrition facts about the items they are purchasing. </w:t>
+      </w:r>
+      <w:r>
+        <w:t>The staff need to be able to edit the menu</w:t>
+      </w:r>
+      <w:r>
+        <w:t xml:space="preserve"> and added items easily without needing to understand how the background code of the website works.</w:t>
+      </w:r>
+    </w:p>
+    <w:p>
+      <w:pPr>
+        <w:pStyle w:val="Heading2"/>
+      </w:pPr>
+      <w:r>
+        <w:t>Analysis of User Needs</w:t>
+      </w:r>
+    </w:p>
+    <w:p>
+      <w:pPr>
+        <w:spacing w:after="0"/>
+      </w:pPr>
+      <w:r>
+        <w:t>The two students, Sophie, who is 16, and Jessie, who is 15, both want to be able to quickly order their food and want to view the allergens and nutrition information of that item</w:t>
+      </w:r>
       <w:r>
         <w:t> </w:t>
       </w:r>
+      <w:r>
+        <w:t>to support their diets. They need to be able to filter the menu to best find menu items suited to their needs. A parent, Karen, wants to be able to safely order food for her child that has a severe nut allergy without worry for cross-contamination or hidden allergens. She would like to have warnings for any items containing nuts or a tag that states an item is certified nut free. The tuckshop manager, David, wants to be able to easily keep the menu up to date and not have to worry about manual updates. He wants to log in securely and be able to easily update the menu.</w:t>
+      </w:r>
+      <w:r>
+        <w:t> </w:t>
+      </w:r>
     </w:p>
     <w:p>
       <w:pPr>
         <w:pStyle w:val="Heading2"/>
       </w:pPr>
       <w:r>
-        <w:t>Analysis of User Needs</w:t>
-      </w:r>
-    </w:p>
-    <w:p>
-      <w:pPr>
-        <w:numPr>
-          <w:ilvl w:val="1"/>
-          <w:numId w:val="1"/>
-        </w:numPr>
-        <w:spacing w:after="0"/>
-      </w:pPr>
-      <w:r>
-        <w:t>Introduce users and their needs</w:t>
-      </w:r>
-    </w:p>
-    <w:p>
-      <w:pPr>
-        <w:numPr>
-          <w:ilvl w:val="1"/>
-          <w:numId w:val="1"/>
-        </w:numPr>
-        <w:spacing w:after="0"/>
-      </w:pPr>
-      <w:r>
-        <w:t>Explain how you plan to address them</w:t>
-      </w:r>
-    </w:p>
-    <w:p>
-      <w:pPr>
-        <w:spacing w:after="0"/>
+        <w:t>Existing Solutions</w:t>
+      </w:r>
+    </w:p>
+    <w:p>
+      <w:pPr>
+        <w:spacing w:after="0"/>
+      </w:pPr>
+      <w:r>
+        <w:t>The current existing solution is Flexischools which is a site that many schools use for their online tuckshop ordering system.</w:t>
+      </w:r>
+    </w:p>
+    <w:p>
+      <w:pPr>
+        <w:spacing w:after="0"/>
+        <w:rPr>
+          <w:noProof/>
+        </w:rPr>
       </w:pPr>
       <w:r>
         <w:t> </w:t>
       </w:r>
+      <w:r>
+        <w:drawing>
+          <wp:inline distT="0" distB="0" distL="0" distR="0" wp14:anchorId="6840782B" wp14:editId="1A435F30">
+            <wp:extent cx="1927860" cy="1797685"/>
+            <wp:effectExtent l="0" t="0" r="0" b="0"/>
+            <wp:docPr id="344906178" name="Picture 1"/>
+            <wp:cNvGraphicFramePr>
+              <a:graphicFrameLocks xmlns:a="http://schemas.openxmlformats.org/drawingml/2006/main" noChangeAspect="1"/>
+            </wp:cNvGraphicFramePr>
+            <a:graphic xmlns:a="http://schemas.openxmlformats.org/drawingml/2006/main">
+              <a:graphicData uri="http://schemas.openxmlformats.org/drawingml/2006/picture">
+                <pic:pic xmlns:pic="http://schemas.openxmlformats.org/drawingml/2006/picture">
+                  <pic:nvPicPr>
+                    <pic:cNvPr id="344906178" name=""/>
+                    <pic:cNvPicPr/>
+                  </pic:nvPicPr>
+                  <pic:blipFill rotWithShape="1">
+                    <a:blip r:embed="rId5"/>
+                    <a:srcRect b="24307"/>
+                    <a:stretch>
+                      <a:fillRect/>
+                    </a:stretch>
+                  </pic:blipFill>
+                  <pic:spPr bwMode="auto">
+                    <a:xfrm>
+                      <a:off x="0" y="0"/>
+                      <a:ext cx="1960961" cy="1828551"/>
+                    </a:xfrm>
+                    <a:prstGeom prst="rect">
+                      <a:avLst/>
+                    </a:prstGeom>
+                    <a:ln>
+                      <a:noFill/>
+                    </a:ln>
+                    <a:extLst>
+                      <a:ext uri="{53640926-AAD7-44D8-BBD7-CCE9431645EC}">
+                        <a14:shadowObscured xmlns:a14="http://schemas.microsoft.com/office/drawing/2010/main"/>
+                      </a:ext>
+                    </a:extLst>
+                  </pic:spPr>
+                </pic:pic>
+              </a:graphicData>
+            </a:graphic>
+          </wp:inline>
+        </w:drawing>
+      </w:r>
+      <w:r>
+        <w:rPr>
+          <w:noProof/>
+        </w:rPr>
+        <w:t xml:space="preserve"> </w:t>
+      </w:r>
+      <w:r>
+        <w:drawing>
+          <wp:inline distT="0" distB="0" distL="0" distR="0" wp14:anchorId="1491FE2A" wp14:editId="1087C27F">
+            <wp:extent cx="1805940" cy="1805305"/>
+            <wp:effectExtent l="0" t="0" r="7620" b="4445"/>
+            <wp:docPr id="12755863" name="Picture 1"/>
+            <wp:cNvGraphicFramePr>
+              <a:graphicFrameLocks xmlns:a="http://schemas.openxmlformats.org/drawingml/2006/main" noChangeAspect="1"/>
+            </wp:cNvGraphicFramePr>
+            <a:graphic xmlns:a="http://schemas.openxmlformats.org/drawingml/2006/main">
+              <a:graphicData uri="http://schemas.openxmlformats.org/drawingml/2006/picture">
+                <pic:pic xmlns:pic="http://schemas.openxmlformats.org/drawingml/2006/picture">
+                  <pic:nvPicPr>
+                    <pic:cNvPr id="12755863" name=""/>
+                    <pic:cNvPicPr/>
+                  </pic:nvPicPr>
+                  <pic:blipFill>
+                    <a:blip r:embed="rId6"/>
+                    <a:stretch>
+                      <a:fillRect/>
+                    </a:stretch>
+                  </pic:blipFill>
+                  <pic:spPr>
+                    <a:xfrm>
+                      <a:off x="0" y="0"/>
+                      <a:ext cx="1805940" cy="1805305"/>
+                    </a:xfrm>
+                    <a:prstGeom prst="rect">
+                      <a:avLst/>
+                    </a:prstGeom>
+                  </pic:spPr>
+                </pic:pic>
+              </a:graphicData>
+            </a:graphic>
+          </wp:inline>
+        </w:drawing>
+      </w:r>
+      <w:r>
+        <w:rPr>
+          <w:noProof/>
+        </w:rPr>
+        <w:t xml:space="preserve"> </w:t>
+      </w:r>
+      <w:r>
+        <w:rPr>
+          <w:noProof/>
+        </w:rPr>
+        <w:drawing>
+          <wp:inline distT="0" distB="0" distL="0" distR="0" wp14:anchorId="26DFEAF7" wp14:editId="7786B111">
+            <wp:extent cx="1866455" cy="1630045"/>
+            <wp:effectExtent l="0" t="0" r="635" b="8255"/>
+            <wp:docPr id="156297995" name="Picture 1"/>
+            <wp:cNvGraphicFramePr>
+              <a:graphicFrameLocks xmlns:a="http://schemas.openxmlformats.org/drawingml/2006/main" noChangeAspect="1"/>
+            </wp:cNvGraphicFramePr>
+            <a:graphic xmlns:a="http://schemas.openxmlformats.org/drawingml/2006/main">
+              <a:graphicData uri="http://schemas.openxmlformats.org/drawingml/2006/picture">
+                <pic:pic xmlns:pic="http://schemas.openxmlformats.org/drawingml/2006/picture">
+                  <pic:nvPicPr>
+                    <pic:cNvPr id="156297995" name=""/>
+                    <pic:cNvPicPr/>
+                  </pic:nvPicPr>
+                  <pic:blipFill>
+                    <a:blip r:embed="rId7"/>
+                    <a:stretch>
+                      <a:fillRect/>
+                    </a:stretch>
+                  </pic:blipFill>
+                  <pic:spPr>
+                    <a:xfrm>
+                      <a:off x="0" y="0"/>
+                      <a:ext cx="1891577" cy="1651985"/>
+                    </a:xfrm>
+                    <a:prstGeom prst="rect">
+                      <a:avLst/>
+                    </a:prstGeom>
+                  </pic:spPr>
+                </pic:pic>
+              </a:graphicData>
+            </a:graphic>
+          </wp:inline>
+        </w:drawing>
+      </w:r>
+      <w:r>
+        <w:rPr>
+          <w:noProof/>
+        </w:rPr>
+        <w:t xml:space="preserve"> </w:t>
+      </w:r>
+      <w:r>
+        <w:rPr>
+          <w:noProof/>
+        </w:rPr>
+        <w:drawing>
+          <wp:inline distT="0" distB="0" distL="0" distR="0" wp14:anchorId="47309DEE" wp14:editId="6AE9BB6A">
+            <wp:extent cx="1927860" cy="1668359"/>
+            <wp:effectExtent l="0" t="0" r="0" b="8255"/>
+            <wp:docPr id="1751126653" name="Picture 1"/>
+            <wp:cNvGraphicFramePr>
+              <a:graphicFrameLocks xmlns:a="http://schemas.openxmlformats.org/drawingml/2006/main" noChangeAspect="1"/>
+            </wp:cNvGraphicFramePr>
+            <a:graphic xmlns:a="http://schemas.openxmlformats.org/drawingml/2006/main">
+              <a:graphicData uri="http://schemas.openxmlformats.org/drawingml/2006/picture">
+                <pic:pic xmlns:pic="http://schemas.openxmlformats.org/drawingml/2006/picture">
+                  <pic:nvPicPr>
+                    <pic:cNvPr id="1751126653" name=""/>
+                    <pic:cNvPicPr/>
+                  </pic:nvPicPr>
+                  <pic:blipFill rotWithShape="1">
+                    <a:blip r:embed="rId8"/>
+                    <a:srcRect b="41228"/>
+                    <a:stretch>
+                      <a:fillRect/>
+                    </a:stretch>
+                  </pic:blipFill>
+                  <pic:spPr bwMode="auto">
+                    <a:xfrm>
+                      <a:off x="0" y="0"/>
+                      <a:ext cx="1955788" cy="1692528"/>
+                    </a:xfrm>
+                    <a:prstGeom prst="rect">
+                      <a:avLst/>
+                    </a:prstGeom>
+                    <a:ln>
+                      <a:noFill/>
+                    </a:ln>
+                    <a:extLst>
+                      <a:ext uri="{53640926-AAD7-44D8-BBD7-CCE9431645EC}">
+                        <a14:shadowObscured xmlns:a14="http://schemas.microsoft.com/office/drawing/2010/main"/>
+                      </a:ext>
+                    </a:extLst>
+                  </pic:spPr>
+                </pic:pic>
+              </a:graphicData>
+            </a:graphic>
+          </wp:inline>
+        </w:drawing>
+      </w:r>
+      <w:r>
+        <w:rPr>
+          <w:noProof/>
+        </w:rPr>
+        <w:t xml:space="preserve"> </w:t>
+      </w:r>
+      <w:r>
+        <w:rPr>
+          <w:noProof/>
+        </w:rPr>
+        <w:drawing>
+          <wp:inline distT="0" distB="0" distL="0" distR="0" wp14:anchorId="66D5270A" wp14:editId="2B99CC58">
+            <wp:extent cx="1757045" cy="1630593"/>
+            <wp:effectExtent l="0" t="0" r="0" b="8255"/>
+            <wp:docPr id="795026399" name="Picture 1"/>
+            <wp:cNvGraphicFramePr>
+              <a:graphicFrameLocks xmlns:a="http://schemas.openxmlformats.org/drawingml/2006/main" noChangeAspect="1"/>
+            </wp:cNvGraphicFramePr>
+            <a:graphic xmlns:a="http://schemas.openxmlformats.org/drawingml/2006/main">
+              <a:graphicData uri="http://schemas.openxmlformats.org/drawingml/2006/picture">
+                <pic:pic xmlns:pic="http://schemas.openxmlformats.org/drawingml/2006/picture">
+                  <pic:nvPicPr>
+                    <pic:cNvPr id="795026399" name=""/>
+                    <pic:cNvPicPr/>
+                  </pic:nvPicPr>
+                  <pic:blipFill>
+                    <a:blip r:embed="rId9"/>
+                    <a:stretch>
+                      <a:fillRect/>
+                    </a:stretch>
+                  </pic:blipFill>
+                  <pic:spPr>
+                    <a:xfrm>
+                      <a:off x="0" y="0"/>
+                      <a:ext cx="1777628" cy="1649694"/>
+                    </a:xfrm>
+                    <a:prstGeom prst="rect">
+                      <a:avLst/>
+                    </a:prstGeom>
+                  </pic:spPr>
+                </pic:pic>
+              </a:graphicData>
+            </a:graphic>
+          </wp:inline>
+        </w:drawing>
+      </w:r>
+      <w:r>
+        <w:rPr>
+          <w:noProof/>
+        </w:rPr>
+        <w:t xml:space="preserve"> </w:t>
+      </w:r>
+      <w:r>
+        <w:rPr>
+          <w:noProof/>
+        </w:rPr>
+        <w:drawing>
+          <wp:inline distT="0" distB="0" distL="0" distR="0" wp14:anchorId="568FEDC4" wp14:editId="21D40BDB">
+            <wp:extent cx="1927538" cy="1501140"/>
+            <wp:effectExtent l="0" t="0" r="0" b="3810"/>
+            <wp:docPr id="494355725" name="Picture 1"/>
+            <wp:cNvGraphicFramePr>
+              <a:graphicFrameLocks xmlns:a="http://schemas.openxmlformats.org/drawingml/2006/main" noChangeAspect="1"/>
+            </wp:cNvGraphicFramePr>
+            <a:graphic xmlns:a="http://schemas.openxmlformats.org/drawingml/2006/main">
+              <a:graphicData uri="http://schemas.openxmlformats.org/drawingml/2006/picture">
+                <pic:pic xmlns:pic="http://schemas.openxmlformats.org/drawingml/2006/picture">
+                  <pic:nvPicPr>
+                    <pic:cNvPr id="494355725" name=""/>
+                    <pic:cNvPicPr/>
+                  </pic:nvPicPr>
+                  <pic:blipFill rotWithShape="1">
+                    <a:blip r:embed="rId10"/>
+                    <a:srcRect b="37642"/>
+                    <a:stretch>
+                      <a:fillRect/>
+                    </a:stretch>
+                  </pic:blipFill>
+                  <pic:spPr bwMode="auto">
+                    <a:xfrm>
+                      <a:off x="0" y="0"/>
+                      <a:ext cx="1927538" cy="1501140"/>
+                    </a:xfrm>
+                    <a:prstGeom prst="rect">
+                      <a:avLst/>
+                    </a:prstGeom>
+                    <a:ln>
+                      <a:noFill/>
+                    </a:ln>
+                    <a:extLst>
+                      <a:ext uri="{53640926-AAD7-44D8-BBD7-CCE9431645EC}">
+                        <a14:shadowObscured xmlns:a14="http://schemas.microsoft.com/office/drawing/2010/main"/>
+                      </a:ext>
+                    </a:extLst>
+                  </pic:spPr>
+                </pic:pic>
+              </a:graphicData>
+            </a:graphic>
+          </wp:inline>
+        </w:drawing>
+      </w:r>
+    </w:p>
+    <w:p>
+      <w:pPr>
+        <w:pStyle w:val="Heading5"/>
+        <w:rPr>
+          <w:noProof/>
+        </w:rPr>
+      </w:pPr>
+      <w:r>
+        <w:rPr>
+          <w:noProof/>
+        </w:rPr>
+        <w:t>Plus:</w:t>
+      </w:r>
+    </w:p>
+    <w:p>
+      <w:pPr>
+        <w:pStyle w:val="ListParagraph"/>
+        <w:numPr>
+          <w:ilvl w:val="0"/>
+          <w:numId w:val="2"/>
+        </w:numPr>
+      </w:pPr>
+      <w:r>
+        <w:t>Easy to understand</w:t>
+      </w:r>
+    </w:p>
+    <w:p>
+      <w:pPr>
+        <w:pStyle w:val="ListParagraph"/>
+        <w:numPr>
+          <w:ilvl w:val="0"/>
+          <w:numId w:val="2"/>
+        </w:numPr>
+      </w:pPr>
+      <w:r>
+        <w:t>Category filtering</w:t>
+      </w:r>
+    </w:p>
+    <w:p>
+      <w:pPr>
+        <w:pStyle w:val="ListParagraph"/>
+        <w:numPr>
+          <w:ilvl w:val="0"/>
+          <w:numId w:val="2"/>
+        </w:numPr>
+      </w:pPr>
+      <w:r>
+        <w:t>Dates have the day of the week too</w:t>
+      </w:r>
+    </w:p>
+    <w:p>
+      <w:pPr>
+        <w:pStyle w:val="Heading5"/>
+      </w:pPr>
+      <w:r>
+        <w:lastRenderedPageBreak/>
+        <w:t>Minus</w:t>
+      </w:r>
+    </w:p>
+    <w:p>
+      <w:pPr>
+        <w:pStyle w:val="ListParagraph"/>
+        <w:numPr>
+          <w:ilvl w:val="0"/>
+          <w:numId w:val="2"/>
+        </w:numPr>
+      </w:pPr>
+      <w:r>
+        <w:t>No allergy warnings on items</w:t>
+      </w:r>
+    </w:p>
+    <w:p>
+      <w:pPr>
+        <w:pStyle w:val="ListParagraph"/>
+        <w:numPr>
+          <w:ilvl w:val="0"/>
+          <w:numId w:val="2"/>
+        </w:numPr>
+      </w:pPr>
+      <w:r>
+        <w:t>Search button is hard to see and not easy to find</w:t>
+      </w:r>
+    </w:p>
+    <w:p>
+      <w:pPr>
+        <w:pStyle w:val="ListParagraph"/>
+        <w:numPr>
+          <w:ilvl w:val="0"/>
+          <w:numId w:val="2"/>
+        </w:numPr>
+      </w:pPr>
+      <w:r>
+        <w:t>Menu is one long list</w:t>
+      </w:r>
+    </w:p>
+    <w:p>
+      <w:pPr>
+        <w:pStyle w:val="ListParagraph"/>
+        <w:numPr>
+          <w:ilvl w:val="0"/>
+          <w:numId w:val="2"/>
+        </w:numPr>
+      </w:pPr>
+      <w:r>
+        <w:t>No images for visual representation</w:t>
+      </w:r>
+    </w:p>
+    <w:p>
+      <w:pPr>
+        <w:pStyle w:val="ListParagraph"/>
+        <w:numPr>
+          <w:ilvl w:val="0"/>
+          <w:numId w:val="2"/>
+        </w:numPr>
+      </w:pPr>
+      <w:r>
+        <w:t>No detailed item information – nutritional facts and ingredients</w:t>
+      </w:r>
+    </w:p>
+    <w:p>
+      <w:pPr>
+        <w:pStyle w:val="Heading5"/>
+      </w:pPr>
+      <w:r>
+        <w:t>Interesting</w:t>
+      </w:r>
+    </w:p>
+    <w:p>
+      <w:pPr>
+        <w:pStyle w:val="ListParagraph"/>
+        <w:numPr>
+          <w:ilvl w:val="0"/>
+          <w:numId w:val="2"/>
+        </w:numPr>
+      </w:pPr>
+      <w:r>
+        <w:t>Ability to pay for more than one order at once in the checkout</w:t>
+      </w:r>
     </w:p>
     <w:p>
       <w:pPr>
         <w:pStyle w:val="Heading2"/>
       </w:pPr>
       <w:r>
-        <w:t>Existing Solutions</w:t>
-      </w:r>
-    </w:p>
-    <w:p>
-      <w:pPr>
-        <w:numPr>
-          <w:ilvl w:val="1"/>
-          <w:numId w:val="1"/>
-        </w:numPr>
-        <w:spacing w:after="0"/>
-      </w:pPr>
-      <w:r>
-        <w:t>Introduce Flexi Schools and analyse with PMI Positive/Minus/Interesting</w:t>
-      </w:r>
-    </w:p>
-    <w:p>
-      <w:pPr>
-        <w:numPr>
-          <w:ilvl w:val="1"/>
-          <w:numId w:val="1"/>
-        </w:numPr>
-        <w:spacing w:after="0"/>
-      </w:pPr>
-      <w:r>
-        <w:t>Comparison to User needs</w:t>
+        <w:t>Constraints</w:t>
+      </w:r>
+    </w:p>
+    <w:p>
+      <w:pPr>
+        <w:pStyle w:val="ListParagraph"/>
+        <w:numPr>
+          <w:ilvl w:val="0"/>
+          <w:numId w:val="1"/>
+        </w:numPr>
+        <w:spacing w:after="0"/>
+      </w:pPr>
+      <w:r>
+        <w:t>Web application creation time is limited to six weeks</w:t>
+      </w:r>
+    </w:p>
+    <w:p>
+      <w:pPr>
+        <w:pStyle w:val="ListParagraph"/>
+        <w:numPr>
+          <w:ilvl w:val="0"/>
+          <w:numId w:val="1"/>
+        </w:numPr>
+        <w:spacing w:after="0"/>
+      </w:pPr>
+      <w:r>
+        <w:t>Unable to store bank related details like credit card details as the database is not secure and does not hash</w:t>
+      </w:r>
+      <w:r>
+        <w:t xml:space="preserve"> data like</w:t>
+      </w:r>
+      <w:r>
+        <w:t xml:space="preserve"> passwords</w:t>
+      </w:r>
+    </w:p>
+    <w:p>
+      <w:pPr>
+        <w:pStyle w:val="ListParagraph"/>
+        <w:numPr>
+          <w:ilvl w:val="0"/>
+          <w:numId w:val="1"/>
+        </w:numPr>
+        <w:spacing w:after="0"/>
+      </w:pPr>
+      <w:r>
+        <w:t xml:space="preserve">Data </w:t>
+      </w:r>
+      <w:r>
+        <w:t>has many null columns without information about the item stored</w:t>
       </w:r>
     </w:p>
     <w:p>
@@ -124,35 +593,165 @@
         <w:pStyle w:val="Heading2"/>
       </w:pPr>
       <w:r>
-        <w:t>Constraints</w:t>
-      </w:r>
-    </w:p>
-    <w:p>
-      <w:pPr>
-        <w:numPr>
-          <w:ilvl w:val="1"/>
-          <w:numId w:val="1"/>
-        </w:numPr>
-        <w:spacing w:after="0"/>
-      </w:pPr>
-      <w:r>
-        <w:t xml:space="preserve">Identify any constraints </w:t>
-      </w:r>
-      <w:proofErr w:type="spellStart"/>
-      <w:r>
-        <w:t>eg</w:t>
-      </w:r>
-      <w:proofErr w:type="spellEnd"/>
-      <w:r>
-        <w:t>: data, UI, time, legal, etc.</w:t>
-      </w:r>
-    </w:p>
-    <w:p>
-      <w:pPr>
-        <w:spacing w:after="0"/>
-      </w:pPr>
-      <w:r>
-        <w:t> </w:t>
+        <w:t>Solution Requirements</w:t>
+      </w:r>
+    </w:p>
+    <w:p>
+      <w:pPr>
+        <w:spacing w:after="0"/>
+      </w:pPr>
+      <w:r>
+        <w:t xml:space="preserve">The webapp is </w:t>
+      </w:r>
+      <w:r>
+        <w:t>built</w:t>
+      </w:r>
+      <w:r>
+        <w:t xml:space="preserve"> using Python, HTML, CSS, JavaScript and SQL</w:t>
+      </w:r>
+      <w:r>
+        <w:t>. Python handles all the background information through Flask, keeping sensitive processes such as logins and order processing secure</w:t>
+      </w:r>
+      <w:r>
+        <w:t>. SQL is used to store and retrieve data from the database which includes the tuckshop menu and user information.</w:t>
+      </w:r>
+      <w:r>
+        <w:t xml:space="preserve"> HTML and CSS structure and style the interface and JavaScript is used to handle dynamic interactions</w:t>
+      </w:r>
+      <w:r>
+        <w:t xml:space="preserve"> on the frontend such as loading product options, updating the cart and validating the checkout without requiring a full page reload.</w:t>
+      </w:r>
+    </w:p>
+    <w:p>
+      <w:pPr>
+        <w:pStyle w:val="Heading5"/>
+      </w:pPr>
+      <w:r>
+        <w:t>Functional:</w:t>
+      </w:r>
+    </w:p>
+    <w:p>
+      <w:pPr>
+        <w:pStyle w:val="ListParagraph"/>
+        <w:numPr>
+          <w:ilvl w:val="0"/>
+          <w:numId w:val="1"/>
+        </w:numPr>
+        <w:spacing w:after="0"/>
+      </w:pPr>
+      <w:r>
+        <w:t>Users can log in and out with their school ID and password</w:t>
+      </w:r>
+    </w:p>
+    <w:p>
+      <w:pPr>
+        <w:pStyle w:val="ListParagraph"/>
+        <w:numPr>
+          <w:ilvl w:val="0"/>
+          <w:numId w:val="1"/>
+        </w:numPr>
+        <w:spacing w:after="0"/>
+      </w:pPr>
+      <w:r>
+        <w:t>Users can browse the full menu, or filter and search for products</w:t>
+      </w:r>
+    </w:p>
+    <w:p>
+      <w:pPr>
+        <w:pStyle w:val="ListParagraph"/>
+        <w:numPr>
+          <w:ilvl w:val="0"/>
+          <w:numId w:val="1"/>
+        </w:numPr>
+        <w:spacing w:after="0"/>
+      </w:pPr>
+      <w:r>
+        <w:t xml:space="preserve">Users can select options (e.g. bread type) for items and </w:t>
+      </w:r>
+      <w:r>
+        <w:t>add them to a cart with a chosen quantity</w:t>
+      </w:r>
+    </w:p>
+    <w:p>
+      <w:pPr>
+        <w:pStyle w:val="ListParagraph"/>
+        <w:numPr>
+          <w:ilvl w:val="0"/>
+          <w:numId w:val="1"/>
+        </w:numPr>
+        <w:spacing w:after="0"/>
+      </w:pPr>
+      <w:r>
+        <w:t>Users can view, update and clear their cart</w:t>
+      </w:r>
+    </w:p>
+    <w:p>
+      <w:pPr>
+        <w:pStyle w:val="ListParagraph"/>
+        <w:numPr>
+          <w:ilvl w:val="0"/>
+          <w:numId w:val="1"/>
+        </w:numPr>
+        <w:spacing w:after="0"/>
+      </w:pPr>
+      <w:r>
+        <w:t>Users can select a date and order type (Morning Tea or Lunch) at checkout with their completed order being saved and viewable</w:t>
+      </w:r>
+    </w:p>
+    <w:p>
+      <w:pPr>
+        <w:pStyle w:val="Heading5"/>
+      </w:pPr>
+      <w:r>
+        <w:t>Non-Functional:</w:t>
+      </w:r>
+    </w:p>
+    <w:p>
+      <w:pPr>
+        <w:pStyle w:val="ListParagraph"/>
+        <w:numPr>
+          <w:ilvl w:val="0"/>
+          <w:numId w:val="1"/>
+        </w:numPr>
+      </w:pPr>
+      <w:r>
+        <w:t>Interface is easy to understand and use for all users</w:t>
+      </w:r>
+    </w:p>
+    <w:p>
+      <w:pPr>
+        <w:pStyle w:val="ListParagraph"/>
+        <w:numPr>
+          <w:ilvl w:val="0"/>
+          <w:numId w:val="1"/>
+        </w:numPr>
+      </w:pPr>
+      <w:r>
+        <w:t>Pages load quickly with minimal unnecessary requests</w:t>
+      </w:r>
+    </w:p>
+    <w:p>
+      <w:pPr>
+        <w:pStyle w:val="ListParagraph"/>
+        <w:numPr>
+          <w:ilvl w:val="0"/>
+          <w:numId w:val="1"/>
+        </w:numPr>
+      </w:pPr>
+      <w:r>
+        <w:t>Layout is consistent across the pages</w:t>
+      </w:r>
+    </w:p>
+    <w:p>
+      <w:pPr>
+        <w:pStyle w:val="ListParagraph"/>
+        <w:numPr>
+          <w:ilvl w:val="0"/>
+          <w:numId w:val="1"/>
+        </w:numPr>
+      </w:pPr>
+      <w:r>
+        <w:t>Prevents orders from being placed on weekends</w:t>
       </w:r>
     </w:p>
     <w:p>
@@ -160,233 +759,502 @@
         <w:pStyle w:val="Heading2"/>
       </w:pPr>
       <w:r>
-        <w:t>Solution Requirements</w:t>
-      </w:r>
-    </w:p>
-    <w:p>
-      <w:pPr>
-        <w:numPr>
-          <w:ilvl w:val="1"/>
-          <w:numId w:val="1"/>
-        </w:numPr>
-        <w:spacing w:after="0"/>
-      </w:pPr>
-      <w:r>
-        <w:t>Identify what you need to do, what technology, software or tools you'll use and why</w:t>
-      </w:r>
-    </w:p>
-    <w:p>
-      <w:pPr>
-        <w:numPr>
-          <w:ilvl w:val="1"/>
-          <w:numId w:val="1"/>
-        </w:numPr>
-        <w:spacing w:after="0"/>
-      </w:pPr>
-      <w:r>
-        <w:t>Functional</w:t>
-      </w:r>
-    </w:p>
-    <w:p>
-      <w:pPr>
-        <w:numPr>
-          <w:ilvl w:val="2"/>
-          <w:numId w:val="1"/>
-        </w:numPr>
-        <w:spacing w:after="0"/>
-      </w:pPr>
-      <w:r>
-        <w:rPr>
-          <w:b/>
-          <w:bCs/>
-          <w:i/>
-          <w:iCs/>
-        </w:rPr>
-        <w:t>What the system does</w:t>
-      </w:r>
-    </w:p>
-    <w:p>
-      <w:pPr>
-        <w:numPr>
-          <w:ilvl w:val="1"/>
-          <w:numId w:val="1"/>
-        </w:numPr>
-        <w:spacing w:after="0"/>
-      </w:pPr>
-      <w:r>
-        <w:t>Non-Functional</w:t>
-      </w:r>
-    </w:p>
-    <w:p>
-      <w:pPr>
-        <w:numPr>
-          <w:ilvl w:val="2"/>
-          <w:numId w:val="1"/>
-        </w:numPr>
-        <w:spacing w:after="0"/>
-      </w:pPr>
-      <w:r>
-        <w:rPr>
-          <w:b/>
-          <w:bCs/>
-          <w:i/>
-          <w:iCs/>
-        </w:rPr>
-        <w:t>How well the system works</w:t>
-      </w:r>
-    </w:p>
-    <w:p>
-      <w:pPr>
-        <w:spacing w:after="0"/>
-      </w:pPr>
-      <w:r>
-        <w:t> </w:t>
-      </w:r>
-    </w:p>
+        <w:t xml:space="preserve">Potential Impacts </w:t>
+      </w:r>
+    </w:p>
+    <w:tbl>
+      <w:tblPr>
+        <w:tblStyle w:val="TableGrid"/>
+        <w:tblW w:w="0" w:type="auto"/>
+        <w:tblLook w:val="04A0" w:firstRow="1" w:lastRow="0" w:firstColumn="1" w:lastColumn="0" w:noHBand="0" w:noVBand="1"/>
+      </w:tblPr>
+      <w:tblGrid>
+        <w:gridCol w:w="3005"/>
+        <w:gridCol w:w="3005"/>
+        <w:gridCol w:w="3006"/>
+      </w:tblGrid>
+      <w:tr>
+        <w:tc>
+          <w:tcPr>
+            <w:tcW w:w="3005" w:type="dxa"/>
+            <w:shd w:val="clear" w:color="auto" w:fill="DAE9F7" w:themeFill="text2" w:themeFillTint="1A"/>
+          </w:tcPr>
+          <w:p>
+            <w:pPr>
+              <w:rPr>
+                <w:b/>
+                <w:bCs/>
+              </w:rPr>
+            </w:pPr>
+            <w:r>
+              <w:rPr>
+                <w:b/>
+                <w:bCs/>
+              </w:rPr>
+              <w:t>Social</w:t>
+            </w:r>
+          </w:p>
+        </w:tc>
+        <w:tc>
+          <w:tcPr>
+            <w:tcW w:w="3005" w:type="dxa"/>
+            <w:shd w:val="clear" w:color="auto" w:fill="DAE9F7" w:themeFill="text2" w:themeFillTint="1A"/>
+          </w:tcPr>
+          <w:p>
+            <w:pPr>
+              <w:rPr>
+                <w:b/>
+                <w:bCs/>
+              </w:rPr>
+            </w:pPr>
+            <w:r>
+              <w:rPr>
+                <w:b/>
+                <w:bCs/>
+              </w:rPr>
+              <w:t>Personal</w:t>
+            </w:r>
+          </w:p>
+        </w:tc>
+        <w:tc>
+          <w:tcPr>
+            <w:tcW w:w="3006" w:type="dxa"/>
+            <w:shd w:val="clear" w:color="auto" w:fill="DAE9F7" w:themeFill="text2" w:themeFillTint="1A"/>
+          </w:tcPr>
+          <w:p>
+            <w:pPr>
+              <w:rPr>
+                <w:b/>
+                <w:bCs/>
+              </w:rPr>
+            </w:pPr>
+            <w:r>
+              <w:rPr>
+                <w:b/>
+                <w:bCs/>
+              </w:rPr>
+              <w:t>Economic</w:t>
+            </w:r>
+          </w:p>
+        </w:tc>
+      </w:tr>
+      <w:tr>
+        <w:tc>
+          <w:tcPr>
+            <w:tcW w:w="3005" w:type="dxa"/>
+          </w:tcPr>
+          <w:p>
+            <w:r>
+              <w:t>Reduces tuckshop queues during breaks, freeing up student time for socialising</w:t>
+            </w:r>
+          </w:p>
+        </w:tc>
+        <w:tc>
+          <w:tcPr>
+            <w:tcW w:w="3005" w:type="dxa"/>
+          </w:tcPr>
+          <w:p>
+            <w:r>
+              <w:t>Students can browse the menu and plan their order in advance</w:t>
+            </w:r>
+          </w:p>
+        </w:tc>
+        <w:tc>
+          <w:tcPr>
+            <w:tcW w:w="3006" w:type="dxa"/>
+          </w:tcPr>
+          <w:p>
+            <w:r>
+              <w:t>Allows for more orders to be handled during busy periods</w:t>
+            </w:r>
+          </w:p>
+        </w:tc>
+      </w:tr>
+      <w:tr>
+        <w:tc>
+          <w:tcPr>
+            <w:tcW w:w="3005" w:type="dxa"/>
+          </w:tcPr>
+          <w:p>
+            <w:r>
+              <w:t>May reduce face to face interaction between tuckshop staff and students</w:t>
+            </w:r>
+          </w:p>
+        </w:tc>
+        <w:tc>
+          <w:tcPr>
+            <w:tcW w:w="3005" w:type="dxa"/>
+          </w:tcPr>
+          <w:p>
+            <w:r>
+              <w:t>Order History allows students to track their past purchases</w:t>
+            </w:r>
+          </w:p>
+        </w:tc>
+        <w:tc>
+          <w:tcPr>
+            <w:tcW w:w="3006" w:type="dxa"/>
+          </w:tcPr>
+          <w:p>
+            <w:r>
+              <w:t>Reduces order errors, saving time and money for staff</w:t>
+            </w:r>
+          </w:p>
+        </w:tc>
+      </w:tr>
+      <w:tr>
+        <w:tc>
+          <w:tcPr>
+            <w:tcW w:w="3005" w:type="dxa"/>
+          </w:tcPr>
+          <w:p>
+            <w:r>
+              <w:lastRenderedPageBreak/>
+              <w:t>Makes ordering more accessible for socially anxious students</w:t>
+            </w:r>
+          </w:p>
+        </w:tc>
+        <w:tc>
+          <w:tcPr>
+            <w:tcW w:w="3005" w:type="dxa"/>
+          </w:tcPr>
+          <w:p/>
+        </w:tc>
+        <w:tc>
+          <w:tcPr>
+            <w:tcW w:w="3006" w:type="dxa"/>
+          </w:tcPr>
+          <w:p>
+            <w:r>
+              <w:t>Stock tracking through the database helps staff manage inventory and manage waste</w:t>
+            </w:r>
+          </w:p>
+        </w:tc>
+      </w:tr>
+    </w:tbl>
     <w:p>
       <w:pPr>
         <w:pStyle w:val="Heading2"/>
       </w:pPr>
       <w:r>
-        <w:t xml:space="preserve">Potential Impacts </w:t>
-      </w:r>
-    </w:p>
-    <w:p>
-      <w:pPr>
-        <w:numPr>
-          <w:ilvl w:val="1"/>
-          <w:numId w:val="1"/>
-        </w:numPr>
-        <w:spacing w:after="0"/>
-      </w:pPr>
-      <w:r>
-        <w:t>Used to inform UI/code/data decisions relating to</w:t>
-      </w:r>
-    </w:p>
-    <w:p>
-      <w:pPr>
-        <w:numPr>
-          <w:ilvl w:val="2"/>
-          <w:numId w:val="1"/>
-        </w:numPr>
-        <w:spacing w:after="0"/>
-      </w:pPr>
-      <w:r>
-        <w:t>Social</w:t>
-      </w:r>
-    </w:p>
-    <w:p>
-      <w:pPr>
-        <w:numPr>
-          <w:ilvl w:val="2"/>
-          <w:numId w:val="1"/>
-        </w:numPr>
-        <w:spacing w:after="0"/>
-      </w:pPr>
-      <w:r>
-        <w:t>Personal</w:t>
-      </w:r>
-    </w:p>
-    <w:p>
-      <w:pPr>
-        <w:numPr>
-          <w:ilvl w:val="2"/>
-          <w:numId w:val="1"/>
-        </w:numPr>
-        <w:spacing w:after="0"/>
-      </w:pPr>
-      <w:r>
-        <w:t>Economic</w:t>
-      </w:r>
-    </w:p>
-    <w:p>
-      <w:pPr>
-        <w:spacing w:after="0"/>
-      </w:pPr>
-      <w:r>
-        <w:t> </w:t>
-      </w:r>
-    </w:p>
-    <w:p>
-      <w:pPr>
-        <w:pStyle w:val="Heading2"/>
-      </w:pPr>
-      <w:r>
         <w:t>Success Criteria</w:t>
       </w:r>
     </w:p>
-    <w:p>
-      <w:pPr>
-        <w:numPr>
-          <w:ilvl w:val="1"/>
-          <w:numId w:val="1"/>
-        </w:numPr>
-        <w:spacing w:after="0"/>
-      </w:pPr>
-      <w:r>
-        <w:t>Each criterion must be measurable</w:t>
-      </w:r>
-    </w:p>
-    <w:p>
-      <w:pPr>
-        <w:numPr>
-          <w:ilvl w:val="1"/>
-          <w:numId w:val="1"/>
-        </w:numPr>
-        <w:spacing w:after="0"/>
-      </w:pPr>
-      <w:r>
-        <w:t>Identify various criteria broken up into categories</w:t>
-      </w:r>
-    </w:p>
-    <w:p>
-      <w:pPr>
-        <w:numPr>
-          <w:ilvl w:val="2"/>
-          <w:numId w:val="1"/>
-        </w:numPr>
-        <w:spacing w:after="0"/>
-      </w:pPr>
-      <w:r>
-        <w:t>UI/</w:t>
-      </w:r>
-      <w:proofErr w:type="spellStart"/>
-      <w:r>
-        <w:t>UX</w:t>
-      </w:r>
-      <w:proofErr w:type="spellEnd"/>
-    </w:p>
-    <w:p>
-      <w:pPr>
-        <w:numPr>
-          <w:ilvl w:val="2"/>
-          <w:numId w:val="1"/>
-        </w:numPr>
-        <w:spacing w:after="0"/>
-      </w:pPr>
-      <w:r>
-        <w:t>Data</w:t>
-      </w:r>
-    </w:p>
-    <w:p>
-      <w:pPr>
-        <w:numPr>
-          <w:ilvl w:val="2"/>
-          <w:numId w:val="1"/>
-        </w:numPr>
-        <w:spacing w:after="0"/>
-      </w:pPr>
-      <w:r>
-        <w:t>Programming</w:t>
-      </w:r>
-    </w:p>
-    <w:p>
-      <w:pPr>
-        <w:spacing w:after="0"/>
-      </w:pPr>
-      <w:r>
-        <w:t> </w:t>
-      </w:r>
+    <w:tbl>
+      <w:tblPr>
+        <w:tblStyle w:val="TableGrid"/>
+        <w:tblW w:w="0" w:type="auto"/>
+        <w:tblLook w:val="04A0" w:firstRow="1" w:lastRow="0" w:firstColumn="1" w:lastColumn="0" w:noHBand="0" w:noVBand="1"/>
+      </w:tblPr>
+      <w:tblGrid>
+        <w:gridCol w:w="802"/>
+        <w:gridCol w:w="8214"/>
+      </w:tblGrid>
+      <w:tr>
+        <w:tc>
+          <w:tcPr>
+            <w:tcW w:w="768" w:type="dxa"/>
+            <w:shd w:val="clear" w:color="auto" w:fill="DAE9F7" w:themeFill="text2" w:themeFillTint="1A"/>
+          </w:tcPr>
+          <w:p>
+            <w:pPr>
+              <w:rPr>
+                <w:b/>
+                <w:bCs/>
+              </w:rPr>
+            </w:pPr>
+            <w:r>
+              <w:rPr>
+                <w:b/>
+                <w:bCs/>
+              </w:rPr>
+              <w:t>UI/UX</w:t>
+            </w:r>
+          </w:p>
+        </w:tc>
+        <w:tc>
+          <w:tcPr>
+            <w:tcW w:w="8248" w:type="dxa"/>
+          </w:tcPr>
+          <w:p>
+            <w:r>
+              <w:t>All pages use a consistent colour scheme and layout</w:t>
+            </w:r>
+          </w:p>
+        </w:tc>
+      </w:tr>
+      <w:tr>
+        <w:tc>
+          <w:tcPr>
+            <w:tcW w:w="768" w:type="dxa"/>
+            <w:shd w:val="clear" w:color="auto" w:fill="DAE9F7" w:themeFill="text2" w:themeFillTint="1A"/>
+          </w:tcPr>
+          <w:p>
+            <w:pPr>
+              <w:rPr>
+                <w:b/>
+                <w:bCs/>
+              </w:rPr>
+            </w:pPr>
+            <w:r>
+              <w:rPr>
+                <w:b/>
+                <w:bCs/>
+              </w:rPr>
+              <w:t>UI/UX</w:t>
+            </w:r>
+          </w:p>
+        </w:tc>
+        <w:tc>
+          <w:tcPr>
+            <w:tcW w:w="8248" w:type="dxa"/>
+          </w:tcPr>
+          <w:p>
+            <w:r>
+              <w:t>Layout it readable and functional at standard browser zoom (100%)</w:t>
+            </w:r>
+          </w:p>
+        </w:tc>
+      </w:tr>
+      <w:tr>
+        <w:tc>
+          <w:tcPr>
+            <w:tcW w:w="768" w:type="dxa"/>
+            <w:shd w:val="clear" w:color="auto" w:fill="DAE9F7" w:themeFill="text2" w:themeFillTint="1A"/>
+          </w:tcPr>
+          <w:p>
+            <w:pPr>
+              <w:rPr>
+                <w:b/>
+                <w:bCs/>
+              </w:rPr>
+            </w:pPr>
+            <w:r>
+              <w:rPr>
+                <w:b/>
+                <w:bCs/>
+              </w:rPr>
+              <w:t>UI/UX</w:t>
+            </w:r>
+          </w:p>
+        </w:tc>
+        <w:tc>
+          <w:tcPr>
+            <w:tcW w:w="8248" w:type="dxa"/>
+          </w:tcPr>
+          <w:p>
+            <w:r>
+              <w:t>Error messages are displayed clearly and obviously when invalid input is submitted</w:t>
+            </w:r>
+          </w:p>
+        </w:tc>
+      </w:tr>
+      <w:tr>
+        <w:tc>
+          <w:tcPr>
+            <w:tcW w:w="768" w:type="dxa"/>
+            <w:shd w:val="clear" w:color="auto" w:fill="DAE9F7" w:themeFill="text2" w:themeFillTint="1A"/>
+          </w:tcPr>
+          <w:p>
+            <w:pPr>
+              <w:rPr>
+                <w:b/>
+                <w:bCs/>
+              </w:rPr>
+            </w:pPr>
+            <w:r>
+              <w:rPr>
+                <w:b/>
+                <w:bCs/>
+              </w:rPr>
+              <w:t>UI/UX</w:t>
+            </w:r>
+          </w:p>
+        </w:tc>
+        <w:tc>
+          <w:tcPr>
+            <w:tcW w:w="8248" w:type="dxa"/>
+          </w:tcPr>
+          <w:p>
+            <w:r>
+              <w:t>Product information opens when any part of a product card is clicked</w:t>
+            </w:r>
+          </w:p>
+        </w:tc>
+      </w:tr>
+      <w:tr>
+        <w:tc>
+          <w:tcPr>
+            <w:tcW w:w="768" w:type="dxa"/>
+            <w:shd w:val="clear" w:color="auto" w:fill="DAE9F7" w:themeFill="text2" w:themeFillTint="1A"/>
+          </w:tcPr>
+          <w:p>
+            <w:pPr>
+              <w:rPr>
+                <w:b/>
+                <w:bCs/>
+              </w:rPr>
+            </w:pPr>
+            <w:r>
+              <w:rPr>
+                <w:b/>
+                <w:bCs/>
+              </w:rPr>
+              <w:t>D</w:t>
+            </w:r>
+          </w:p>
+        </w:tc>
+        <w:tc>
+          <w:tcPr>
+            <w:tcW w:w="8248" w:type="dxa"/>
+          </w:tcPr>
+          <w:p>
+            <w:r>
+              <w:t>Items added to the cart are correctly stored in the Cart table in the database</w:t>
+            </w:r>
+            <w:r>
+              <w:t xml:space="preserve"> and moved to Orders after checkout</w:t>
+            </w:r>
+          </w:p>
+        </w:tc>
+      </w:tr>
+      <w:tr>
+        <w:tc>
+          <w:tcPr>
+            <w:tcW w:w="768" w:type="dxa"/>
+            <w:shd w:val="clear" w:color="auto" w:fill="DAE9F7" w:themeFill="text2" w:themeFillTint="1A"/>
+          </w:tcPr>
+          <w:p>
+            <w:pPr>
+              <w:rPr>
+                <w:b/>
+                <w:bCs/>
+              </w:rPr>
+            </w:pPr>
+            <w:r>
+              <w:rPr>
+                <w:b/>
+                <w:bCs/>
+              </w:rPr>
+              <w:t>D</w:t>
+            </w:r>
+          </w:p>
+        </w:tc>
+        <w:tc>
+          <w:tcPr>
+            <w:tcW w:w="8248" w:type="dxa"/>
+          </w:tcPr>
+          <w:p>
+            <w:r>
+              <w:t>Order history displays all past orders grouped correctly</w:t>
+            </w:r>
+          </w:p>
+        </w:tc>
+      </w:tr>
+      <w:tr>
+        <w:tc>
+          <w:tcPr>
+            <w:tcW w:w="768" w:type="dxa"/>
+            <w:shd w:val="clear" w:color="auto" w:fill="DAE9F7" w:themeFill="text2" w:themeFillTint="1A"/>
+          </w:tcPr>
+          <w:p>
+            <w:pPr>
+              <w:rPr>
+                <w:b/>
+                <w:bCs/>
+              </w:rPr>
+            </w:pPr>
+            <w:r>
+              <w:rPr>
+                <w:b/>
+                <w:bCs/>
+              </w:rPr>
+              <w:t>P</w:t>
+            </w:r>
+          </w:p>
+        </w:tc>
+        <w:tc>
+          <w:tcPr>
+            <w:tcW w:w="8248" w:type="dxa"/>
+          </w:tcPr>
+          <w:p>
+            <w:r>
+              <w:t>All routes return appropriate redirects or error messages when something goes wrong</w:t>
+            </w:r>
+          </w:p>
+        </w:tc>
+      </w:tr>
+      <w:tr>
+        <w:tc>
+          <w:tcPr>
+            <w:tcW w:w="768" w:type="dxa"/>
+            <w:shd w:val="clear" w:color="auto" w:fill="DAE9F7" w:themeFill="text2" w:themeFillTint="1A"/>
+          </w:tcPr>
+          <w:p>
+            <w:pPr>
+              <w:rPr>
+                <w:b/>
+                <w:bCs/>
+              </w:rPr>
+            </w:pPr>
+            <w:r>
+              <w:rPr>
+                <w:b/>
+                <w:bCs/>
+              </w:rPr>
+              <w:t>P</w:t>
+            </w:r>
+          </w:p>
+        </w:tc>
+        <w:tc>
+          <w:tcPr>
+            <w:tcW w:w="8248" w:type="dxa"/>
+          </w:tcPr>
+          <w:p>
+            <w:r>
+              <w:t>Prevents checkout submission without a date and order type selected</w:t>
+            </w:r>
+          </w:p>
+        </w:tc>
+      </w:tr>
+      <w:tr>
+        <w:tc>
+          <w:tcPr>
+            <w:tcW w:w="768" w:type="dxa"/>
+            <w:shd w:val="clear" w:color="auto" w:fill="DAE9F7" w:themeFill="text2" w:themeFillTint="1A"/>
+          </w:tcPr>
+          <w:p>
+            <w:pPr>
+              <w:rPr>
+                <w:b/>
+                <w:bCs/>
+              </w:rPr>
+            </w:pPr>
+            <w:r>
+              <w:rPr>
+                <w:b/>
+                <w:bCs/>
+              </w:rPr>
+              <w:t>P</w:t>
+            </w:r>
+          </w:p>
+        </w:tc>
+        <w:tc>
+          <w:tcPr>
+            <w:tcW w:w="8248" w:type="dxa"/>
+          </w:tcPr>
+          <w:p>
+            <w:r>
+              <w:t>Flask session correctly identifies the logged-in user across all pages</w:t>
+            </w:r>
+          </w:p>
+        </w:tc>
+      </w:tr>
+    </w:tbl>
+    <w:p>
+      <w:pPr>
+        <w:spacing w:after="0"/>
+      </w:pPr>
     </w:p>
     <w:p>
       <w:pPr>
@@ -394,8 +1262,80 @@
         <w:spacing w:before="0" w:after="0"/>
       </w:pPr>
       <w:r>
+        <w:t>Develop</w:t>
+      </w:r>
+    </w:p>
+    <w:p>
+      <w:pPr>
+        <w:pStyle w:val="Heading2"/>
+      </w:pPr>
+      <w:r>
+        <w:t>Data Sources</w:t>
+      </w:r>
+    </w:p>
+    <w:p>
+      <w:pPr>
+        <w:numPr>
+          <w:ilvl w:val="1"/>
+          <w:numId w:val="1"/>
+        </w:numPr>
+        <w:spacing w:after="0"/>
+      </w:pPr>
+      <w:r>
+        <w:t>Tuckshop Data Source</w:t>
+      </w:r>
+    </w:p>
+    <w:p>
+      <w:pPr>
+        <w:numPr>
+          <w:ilvl w:val="1"/>
+          <w:numId w:val="1"/>
+        </w:numPr>
+        <w:spacing w:after="0"/>
+      </w:pPr>
+      <w:r>
+        <w:t>Allergens Data Source</w:t>
+      </w:r>
+    </w:p>
+    <w:p>
+      <w:pPr>
+        <w:pStyle w:val="Heading2"/>
+      </w:pPr>
+      <w:r>
+        <w:t>Data Cleanup and Normalisation</w:t>
+      </w:r>
+    </w:p>
+    <w:p>
+      <w:pPr>
+        <w:numPr>
+          <w:ilvl w:val="1"/>
+          <w:numId w:val="1"/>
+        </w:numPr>
+        <w:spacing w:after="0"/>
+      </w:pPr>
+      <w:r>
+        <w:t>Explanation of columns to remove</w:t>
+      </w:r>
+    </w:p>
+    <w:p>
+      <w:pPr>
+        <w:numPr>
+          <w:ilvl w:val="1"/>
+          <w:numId w:val="1"/>
+        </w:numPr>
+        <w:spacing w:after="0"/>
+      </w:pPr>
+      <w:r>
+        <w:t>Explanation of how you normalised the data</w:t>
+      </w:r>
+    </w:p>
+    <w:p>
+      <w:pPr>
+        <w:pStyle w:val="Heading2"/>
+      </w:pPr>
+      <w:r>
         <w:lastRenderedPageBreak/>
-        <w:t>Develop</w:t>
+        <w:t>Data Dictionaries</w:t>
       </w:r>
     </w:p>
     <w:p>
@@ -403,31 +1343,41 @@
         <w:pStyle w:val="Heading2"/>
       </w:pPr>
       <w:r>
-        <w:t>Data Sources</w:t>
-      </w:r>
-    </w:p>
-    <w:p>
-      <w:pPr>
-        <w:numPr>
-          <w:ilvl w:val="1"/>
-          <w:numId w:val="1"/>
-        </w:numPr>
-        <w:spacing w:after="0"/>
-      </w:pPr>
-      <w:r>
-        <w:t>Tuckshop Data Source</w:t>
-      </w:r>
-    </w:p>
-    <w:p>
-      <w:pPr>
-        <w:numPr>
-          <w:ilvl w:val="1"/>
-          <w:numId w:val="1"/>
-        </w:numPr>
-        <w:spacing w:after="0"/>
-      </w:pPr>
-      <w:r>
-        <w:t>Allergens Data Source</w:t>
+        <w:drawing>
+          <wp:inline distT="0" distB="0" distL="0" distR="0" wp14:anchorId="7DCA4BC5" wp14:editId="5F605F6E">
+            <wp:extent cx="3950208" cy="3737610"/>
+            <wp:effectExtent l="0" t="0" r="0" b="0"/>
+            <wp:docPr id="773117136" name="Picture 1"/>
+            <wp:cNvGraphicFramePr>
+              <a:graphicFrameLocks xmlns:a="http://schemas.openxmlformats.org/drawingml/2006/main" noChangeAspect="1"/>
+            </wp:cNvGraphicFramePr>
+            <a:graphic xmlns:a="http://schemas.openxmlformats.org/drawingml/2006/main">
+              <a:graphicData uri="http://schemas.openxmlformats.org/drawingml/2006/picture">
+                <pic:pic xmlns:pic="http://schemas.openxmlformats.org/drawingml/2006/picture">
+                  <pic:nvPicPr>
+                    <pic:cNvPr id="773117136" name=""/>
+                    <pic:cNvPicPr/>
+                  </pic:nvPicPr>
+                  <pic:blipFill>
+                    <a:blip r:embed="rId11"/>
+                    <a:stretch>
+                      <a:fillRect/>
+                    </a:stretch>
+                  </pic:blipFill>
+                  <pic:spPr>
+                    <a:xfrm>
+                      <a:off x="0" y="0"/>
+                      <a:ext cx="3966124" cy="3752669"/>
+                    </a:xfrm>
+                    <a:prstGeom prst="rect">
+                      <a:avLst/>
+                    </a:prstGeom>
+                  </pic:spPr>
+                </pic:pic>
+              </a:graphicData>
+            </a:graphic>
+          </wp:inline>
+        </w:drawing>
       </w:r>
     </w:p>
     <w:p>
@@ -435,64 +1385,7 @@
         <w:pStyle w:val="Heading2"/>
       </w:pPr>
       <w:r>
-        <w:t>Data Cleanup and Normalisation</w:t>
-      </w:r>
-    </w:p>
-    <w:p>
-      <w:pPr>
-        <w:numPr>
-          <w:ilvl w:val="1"/>
-          <w:numId w:val="1"/>
-        </w:numPr>
-        <w:spacing w:after="0"/>
-      </w:pPr>
-      <w:r>
-        <w:t>Explanation of columns to remove</w:t>
-      </w:r>
-    </w:p>
-    <w:p>
-      <w:pPr>
-        <w:numPr>
-          <w:ilvl w:val="1"/>
-          <w:numId w:val="1"/>
-        </w:numPr>
-        <w:spacing w:after="0"/>
-      </w:pPr>
-      <w:r>
-        <w:t>Explanation of how you normalised the data</w:t>
-      </w:r>
-    </w:p>
-    <w:p>
-      <w:pPr>
-        <w:pStyle w:val="Heading2"/>
-      </w:pPr>
-      <w:r>
-        <w:t>Data Dictionaries</w:t>
-      </w:r>
-    </w:p>
-    <w:p>
-      <w:pPr>
-        <w:pStyle w:val="Heading2"/>
-      </w:pPr>
-    </w:p>
-    <w:p>
-      <w:pPr>
-        <w:pStyle w:val="Heading2"/>
-      </w:pPr>
-      <w:r>
         <w:t>Data Flow Diagram</w:t>
-      </w:r>
-    </w:p>
-    <w:p>
-      <w:pPr>
-        <w:numPr>
-          <w:ilvl w:val="1"/>
-          <w:numId w:val="1"/>
-        </w:numPr>
-        <w:spacing w:after="0"/>
-      </w:pPr>
-      <w:r>
-        <w:t>Flow of Data into entities, processes, inputs and outputs</w:t>
       </w:r>
     </w:p>
     <w:p>
@@ -503,6 +1396,54 @@
           <w:bCs/>
         </w:rPr>
       </w:pPr>
+      <w:r>
+        <w:rPr>
+          <w:b/>
+          <w:bCs/>
+          <w:noProof/>
+        </w:rPr>
+        <w:drawing>
+          <wp:inline distT="0" distB="0" distL="0" distR="0" wp14:anchorId="1B953A34" wp14:editId="7035E943">
+            <wp:extent cx="4425696" cy="2835564"/>
+            <wp:effectExtent l="0" t="0" r="0" b="0"/>
+            <wp:docPr id="492439147" name="Picture 2"/>
+            <wp:cNvGraphicFramePr>
+              <a:graphicFrameLocks xmlns:a="http://schemas.openxmlformats.org/drawingml/2006/main" noChangeAspect="1"/>
+            </wp:cNvGraphicFramePr>
+            <a:graphic xmlns:a="http://schemas.openxmlformats.org/drawingml/2006/main">
+              <a:graphicData uri="http://schemas.openxmlformats.org/drawingml/2006/picture">
+                <pic:pic xmlns:pic="http://schemas.openxmlformats.org/drawingml/2006/picture">
+                  <pic:nvPicPr>
+                    <pic:cNvPr id="492439147" name="Picture 492439147"/>
+                    <pic:cNvPicPr/>
+                  </pic:nvPicPr>
+                  <pic:blipFill>
+                    <a:blip r:embed="rId12" cstate="print">
+                      <a:extLst>
+                        <a:ext uri="{28A0092B-C50C-407E-A947-70E740481C1C}">
+                          <a14:useLocalDpi xmlns:a14="http://schemas.microsoft.com/office/drawing/2010/main" val="0"/>
+                        </a:ext>
+                      </a:extLst>
+                    </a:blip>
+                    <a:stretch>
+                      <a:fillRect/>
+                    </a:stretch>
+                  </pic:blipFill>
+                  <pic:spPr>
+                    <a:xfrm>
+                      <a:off x="0" y="0"/>
+                      <a:ext cx="4440163" cy="2844833"/>
+                    </a:xfrm>
+                    <a:prstGeom prst="rect">
+                      <a:avLst/>
+                    </a:prstGeom>
+                  </pic:spPr>
+                </pic:pic>
+              </a:graphicData>
+            </a:graphic>
+          </wp:inline>
+        </w:drawing>
+      </w:r>
       <w:r>
         <w:rPr>
           <w:b/>
@@ -556,6 +1497,7 @@
         <w:pStyle w:val="Heading2"/>
       </w:pPr>
       <w:r>
+        <w:lastRenderedPageBreak/>
         <w:t>User Interface</w:t>
       </w:r>
     </w:p>
@@ -733,187 +1675,187 @@
         <w:spacing w:after="0"/>
       </w:pPr>
       <w:r>
+        <w:t>Key code snippets that are annotated and demonstrate key functions such as</w:t>
+      </w:r>
+    </w:p>
+    <w:p>
+      <w:pPr>
+        <w:numPr>
+          <w:ilvl w:val="2"/>
+          <w:numId w:val="1"/>
+        </w:numPr>
+        <w:spacing w:after="0"/>
+      </w:pPr>
+      <w:r>
+        <w:t>Shopping Cart Add/Remove</w:t>
+      </w:r>
+    </w:p>
+    <w:p>
+      <w:pPr>
+        <w:numPr>
+          <w:ilvl w:val="2"/>
+          <w:numId w:val="1"/>
+        </w:numPr>
+        <w:spacing w:after="0"/>
+      </w:pPr>
+      <w:r>
+        <w:t>Login System</w:t>
+      </w:r>
+    </w:p>
+    <w:p>
+      <w:pPr>
+        <w:numPr>
+          <w:ilvl w:val="2"/>
+          <w:numId w:val="1"/>
+        </w:numPr>
+        <w:spacing w:after="0"/>
+      </w:pPr>
+      <w:r>
+        <w:t>Displaying Food items</w:t>
+      </w:r>
+    </w:p>
+    <w:p>
+      <w:pPr>
+        <w:spacing w:after="0"/>
+      </w:pPr>
+      <w:r>
+        <w:t> </w:t>
+      </w:r>
+    </w:p>
+    <w:p>
+      <w:pPr>
+        <w:spacing w:after="0"/>
+      </w:pPr>
+      <w:r>
+        <w:t> </w:t>
+      </w:r>
+    </w:p>
+    <w:p>
+      <w:pPr>
+        <w:pStyle w:val="Heading1"/>
+      </w:pPr>
+      <w:r>
+        <w:t>Evaluate </w:t>
+      </w:r>
+    </w:p>
+    <w:p>
+      <w:pPr>
+        <w:pStyle w:val="Heading2"/>
+      </w:pPr>
+      <w:r>
+        <w:t>User Feedback Testing</w:t>
+      </w:r>
+    </w:p>
+    <w:p>
+      <w:pPr>
+        <w:numPr>
+          <w:ilvl w:val="1"/>
+          <w:numId w:val="1"/>
+        </w:numPr>
+        <w:spacing w:after="0"/>
+      </w:pPr>
+      <w:r>
+        <w:t>This helps to find data to support User Experience Testing</w:t>
+      </w:r>
+    </w:p>
+    <w:p>
+      <w:pPr>
+        <w:numPr>
+          <w:ilvl w:val="1"/>
+          <w:numId w:val="1"/>
+        </w:numPr>
+        <w:spacing w:after="0"/>
+      </w:pPr>
+      <w:r>
+        <w:t xml:space="preserve">User survey to score various features </w:t>
+      </w:r>
+      <w:proofErr w:type="spellStart"/>
+      <w:r>
+        <w:t>eg</w:t>
+      </w:r>
+      <w:proofErr w:type="spellEnd"/>
+      <w:r>
+        <w:t xml:space="preserve">: "Aesthetics: 8/10" </w:t>
+      </w:r>
+    </w:p>
+    <w:p>
+      <w:pPr>
+        <w:spacing w:after="0"/>
+      </w:pPr>
+      <w:r>
+        <w:t> </w:t>
+      </w:r>
+    </w:p>
+    <w:p>
+      <w:pPr>
+        <w:pStyle w:val="Heading2"/>
+      </w:pPr>
+      <w:r>
+        <w:t>Testing Table</w:t>
+      </w:r>
+    </w:p>
+    <w:p>
+      <w:pPr>
+        <w:numPr>
+          <w:ilvl w:val="1"/>
+          <w:numId w:val="1"/>
+        </w:numPr>
+        <w:spacing w:after="0"/>
+      </w:pPr>
+      <w:r>
+        <w:t>This helps to find data to support Programmed Components Testing</w:t>
+      </w:r>
+    </w:p>
+    <w:p>
+      <w:pPr>
+        <w:numPr>
+          <w:ilvl w:val="1"/>
+          <w:numId w:val="1"/>
+        </w:numPr>
+        <w:spacing w:after="0"/>
+      </w:pPr>
+      <w:r>
+        <w:t>Table of testing specific features of the web application --&gt; Pass/Fail</w:t>
+      </w:r>
+    </w:p>
+    <w:p>
+      <w:pPr>
+        <w:numPr>
+          <w:ilvl w:val="1"/>
+          <w:numId w:val="1"/>
+        </w:numPr>
+        <w:spacing w:after="0"/>
+      </w:pPr>
+      <w:r>
+        <w:t>Evaluate the accuracy and maintainability of the programmed components</w:t>
+      </w:r>
+    </w:p>
+    <w:p>
+      <w:pPr>
+        <w:numPr>
+          <w:ilvl w:val="1"/>
+          <w:numId w:val="1"/>
+        </w:numPr>
+        <w:spacing w:after="0"/>
+      </w:pPr>
+      <w:r>
+        <w:t>Test contrast or performance using a browser tool such as Lighthouse mode</w:t>
+      </w:r>
+    </w:p>
+    <w:p>
+      <w:pPr>
+        <w:spacing w:after="0"/>
+      </w:pPr>
+      <w:r>
+        <w:t> </w:t>
+      </w:r>
+    </w:p>
+    <w:p>
+      <w:pPr>
+        <w:pStyle w:val="Heading2"/>
+      </w:pPr>
+      <w:r>
         <w:lastRenderedPageBreak/>
-        <w:t>Key code snippets that are annotated and demonstrate key functions such as</w:t>
-      </w:r>
-    </w:p>
-    <w:p>
-      <w:pPr>
-        <w:numPr>
-          <w:ilvl w:val="2"/>
-          <w:numId w:val="1"/>
-        </w:numPr>
-        <w:spacing w:after="0"/>
-      </w:pPr>
-      <w:r>
-        <w:t>Shopping Cart Add/Remove</w:t>
-      </w:r>
-    </w:p>
-    <w:p>
-      <w:pPr>
-        <w:numPr>
-          <w:ilvl w:val="2"/>
-          <w:numId w:val="1"/>
-        </w:numPr>
-        <w:spacing w:after="0"/>
-      </w:pPr>
-      <w:r>
-        <w:t>Login System</w:t>
-      </w:r>
-    </w:p>
-    <w:p>
-      <w:pPr>
-        <w:numPr>
-          <w:ilvl w:val="2"/>
-          <w:numId w:val="1"/>
-        </w:numPr>
-        <w:spacing w:after="0"/>
-      </w:pPr>
-      <w:r>
-        <w:t>Displaying Food items</w:t>
-      </w:r>
-    </w:p>
-    <w:p>
-      <w:pPr>
-        <w:spacing w:after="0"/>
-      </w:pPr>
-      <w:r>
-        <w:t> </w:t>
-      </w:r>
-    </w:p>
-    <w:p>
-      <w:pPr>
-        <w:spacing w:after="0"/>
-      </w:pPr>
-      <w:r>
-        <w:t> </w:t>
-      </w:r>
-    </w:p>
-    <w:p>
-      <w:pPr>
-        <w:pStyle w:val="Heading1"/>
-      </w:pPr>
-      <w:r>
-        <w:t>Evaluate </w:t>
-      </w:r>
-    </w:p>
-    <w:p>
-      <w:pPr>
-        <w:pStyle w:val="Heading2"/>
-      </w:pPr>
-      <w:r>
-        <w:t>User Feedback Testing</w:t>
-      </w:r>
-    </w:p>
-    <w:p>
-      <w:pPr>
-        <w:numPr>
-          <w:ilvl w:val="1"/>
-          <w:numId w:val="1"/>
-        </w:numPr>
-        <w:spacing w:after="0"/>
-      </w:pPr>
-      <w:r>
-        <w:t>This helps to find data to support User Experience Testing</w:t>
-      </w:r>
-    </w:p>
-    <w:p>
-      <w:pPr>
-        <w:numPr>
-          <w:ilvl w:val="1"/>
-          <w:numId w:val="1"/>
-        </w:numPr>
-        <w:spacing w:after="0"/>
-      </w:pPr>
-      <w:r>
-        <w:t xml:space="preserve">User survey to score various features </w:t>
-      </w:r>
-      <w:proofErr w:type="spellStart"/>
-      <w:r>
-        <w:t>eg</w:t>
-      </w:r>
-      <w:proofErr w:type="spellEnd"/>
-      <w:r>
-        <w:t xml:space="preserve">: "Aesthetics: 8/10" </w:t>
-      </w:r>
-    </w:p>
-    <w:p>
-      <w:pPr>
-        <w:spacing w:after="0"/>
-      </w:pPr>
-      <w:r>
-        <w:t> </w:t>
-      </w:r>
-    </w:p>
-    <w:p>
-      <w:pPr>
-        <w:pStyle w:val="Heading2"/>
-      </w:pPr>
-      <w:r>
-        <w:t>Testing Table</w:t>
-      </w:r>
-    </w:p>
-    <w:p>
-      <w:pPr>
-        <w:numPr>
-          <w:ilvl w:val="1"/>
-          <w:numId w:val="1"/>
-        </w:numPr>
-        <w:spacing w:after="0"/>
-      </w:pPr>
-      <w:r>
-        <w:t>This helps to find data to support Programmed Components Testing</w:t>
-      </w:r>
-    </w:p>
-    <w:p>
-      <w:pPr>
-        <w:numPr>
-          <w:ilvl w:val="1"/>
-          <w:numId w:val="1"/>
-        </w:numPr>
-        <w:spacing w:after="0"/>
-      </w:pPr>
-      <w:r>
-        <w:t>Table of testing specific features of the web application --&gt; Pass/Fail</w:t>
-      </w:r>
-    </w:p>
-    <w:p>
-      <w:pPr>
-        <w:numPr>
-          <w:ilvl w:val="1"/>
-          <w:numId w:val="1"/>
-        </w:numPr>
-        <w:spacing w:after="0"/>
-      </w:pPr>
-      <w:r>
-        <w:t>Evaluate the accuracy and maintainability of the programmed components</w:t>
-      </w:r>
-    </w:p>
-    <w:p>
-      <w:pPr>
-        <w:numPr>
-          <w:ilvl w:val="1"/>
-          <w:numId w:val="1"/>
-        </w:numPr>
-        <w:spacing w:after="0"/>
-      </w:pPr>
-      <w:r>
-        <w:t>Test contrast or performance using a browser tool such as Lighthouse mode</w:t>
-      </w:r>
-    </w:p>
-    <w:p>
-      <w:pPr>
-        <w:spacing w:after="0"/>
-      </w:pPr>
-      <w:r>
-        <w:t> </w:t>
-      </w:r>
-    </w:p>
-    <w:p>
-      <w:pPr>
-        <w:pStyle w:val="Heading2"/>
-      </w:pPr>
-      <w:r>
         <w:t>Evaluation of Success Criteria</w:t>
       </w:r>
     </w:p>
@@ -1205,8 +2147,123 @@
       </w:rPr>
     </w:lvl>
   </w:abstractNum>
+  <w:abstractNum w:abstractNumId="1" w15:restartNumberingAfterBreak="0">
+    <w:nsid w:val="3F560782"/>
+    <w:multiLevelType w:val="hybridMultilevel"/>
+    <w:tmpl w:val="C64274AA"/>
+    <w:lvl w:ilvl="0" w:tplc="24B0D624">
+      <w:numFmt w:val="bullet"/>
+      <w:lvlText w:val=""/>
+      <w:lvlJc w:val="left"/>
+      <w:pPr>
+        <w:ind w:left="720" w:hanging="360"/>
+      </w:pPr>
+      <w:rPr>
+        <w:rFonts w:ascii="Symbol" w:eastAsiaTheme="minorHAnsi" w:hAnsi="Symbol" w:cstheme="minorBidi" w:hint="default"/>
+      </w:rPr>
+    </w:lvl>
+    <w:lvl w:ilvl="1" w:tplc="0C090003" w:tentative="1">
+      <w:start w:val="1"/>
+      <w:numFmt w:val="bullet"/>
+      <w:lvlText w:val="o"/>
+      <w:lvlJc w:val="left"/>
+      <w:pPr>
+        <w:ind w:left="1440" w:hanging="360"/>
+      </w:pPr>
+      <w:rPr>
+        <w:rFonts w:ascii="Courier New" w:hAnsi="Courier New" w:cs="Courier New" w:hint="default"/>
+      </w:rPr>
+    </w:lvl>
+    <w:lvl w:ilvl="2" w:tplc="0C090005" w:tentative="1">
+      <w:start w:val="1"/>
+      <w:numFmt w:val="bullet"/>
+      <w:lvlText w:val=""/>
+      <w:lvlJc w:val="left"/>
+      <w:pPr>
+        <w:ind w:left="2160" w:hanging="360"/>
+      </w:pPr>
+      <w:rPr>
+        <w:rFonts w:ascii="Wingdings" w:hAnsi="Wingdings" w:hint="default"/>
+      </w:rPr>
+    </w:lvl>
+    <w:lvl w:ilvl="3" w:tplc="0C090001" w:tentative="1">
+      <w:start w:val="1"/>
+      <w:numFmt w:val="bullet"/>
+      <w:lvlText w:val=""/>
+      <w:lvlJc w:val="left"/>
+      <w:pPr>
+        <w:ind w:left="2880" w:hanging="360"/>
+      </w:pPr>
+      <w:rPr>
+        <w:rFonts w:ascii="Symbol" w:hAnsi="Symbol" w:hint="default"/>
+      </w:rPr>
+    </w:lvl>
+    <w:lvl w:ilvl="4" w:tplc="0C090003" w:tentative="1">
+      <w:start w:val="1"/>
+      <w:numFmt w:val="bullet"/>
+      <w:lvlText w:val="o"/>
+      <w:lvlJc w:val="left"/>
+      <w:pPr>
+        <w:ind w:left="3600" w:hanging="360"/>
+      </w:pPr>
+      <w:rPr>
+        <w:rFonts w:ascii="Courier New" w:hAnsi="Courier New" w:cs="Courier New" w:hint="default"/>
+      </w:rPr>
+    </w:lvl>
+    <w:lvl w:ilvl="5" w:tplc="0C090005" w:tentative="1">
+      <w:start w:val="1"/>
+      <w:numFmt w:val="bullet"/>
+      <w:lvlText w:val=""/>
+      <w:lvlJc w:val="left"/>
+      <w:pPr>
+        <w:ind w:left="4320" w:hanging="360"/>
+      </w:pPr>
+      <w:rPr>
+        <w:rFonts w:ascii="Wingdings" w:hAnsi="Wingdings" w:hint="default"/>
+      </w:rPr>
+    </w:lvl>
+    <w:lvl w:ilvl="6" w:tplc="0C090001" w:tentative="1">
+      <w:start w:val="1"/>
+      <w:numFmt w:val="bullet"/>
+      <w:lvlText w:val=""/>
+      <w:lvlJc w:val="left"/>
+      <w:pPr>
+        <w:ind w:left="5040" w:hanging="360"/>
+      </w:pPr>
+      <w:rPr>
+        <w:rFonts w:ascii="Symbol" w:hAnsi="Symbol" w:hint="default"/>
+      </w:rPr>
+    </w:lvl>
+    <w:lvl w:ilvl="7" w:tplc="0C090003" w:tentative="1">
+      <w:start w:val="1"/>
+      <w:numFmt w:val="bullet"/>
+      <w:lvlText w:val="o"/>
+      <w:lvlJc w:val="left"/>
+      <w:pPr>
+        <w:ind w:left="5760" w:hanging="360"/>
+      </w:pPr>
+      <w:rPr>
+        <w:rFonts w:ascii="Courier New" w:hAnsi="Courier New" w:cs="Courier New" w:hint="default"/>
+      </w:rPr>
+    </w:lvl>
+    <w:lvl w:ilvl="8" w:tplc="0C090005" w:tentative="1">
+      <w:start w:val="1"/>
+      <w:numFmt w:val="bullet"/>
+      <w:lvlText w:val=""/>
+      <w:lvlJc w:val="left"/>
+      <w:pPr>
+        <w:ind w:left="6480" w:hanging="360"/>
+      </w:pPr>
+      <w:rPr>
+        <w:rFonts w:ascii="Wingdings" w:hAnsi="Wingdings" w:hint="default"/>
+      </w:rPr>
+    </w:lvl>
+  </w:abstractNum>
   <w:num w:numId="1" w16cid:durableId="471484698">
     <w:abstractNumId w:val="0"/>
+  </w:num>
+  <w:num w:numId="2" w16cid:durableId="1744059339">
+    <w:abstractNumId w:val="1"/>
   </w:num>
 </w:numbering>
 </file>
@@ -1661,7 +2718,6 @@
     <w:next w:val="Normal"/>
     <w:link w:val="Heading3Char"/>
     <w:uiPriority w:val="9"/>
-    <w:semiHidden/>
     <w:unhideWhenUsed/>
     <w:qFormat/>
     <w:rsid w:val="001119D9"/>
@@ -1684,7 +2740,6 @@
     <w:next w:val="Normal"/>
     <w:link w:val="Heading4Char"/>
     <w:uiPriority w:val="9"/>
-    <w:semiHidden/>
     <w:unhideWhenUsed/>
     <w:qFormat/>
     <w:rsid w:val="001119D9"/>
@@ -1707,7 +2762,6 @@
     <w:next w:val="Normal"/>
     <w:link w:val="Heading5Char"/>
     <w:uiPriority w:val="9"/>
-    <w:semiHidden/>
     <w:unhideWhenUsed/>
     <w:qFormat/>
     <w:rsid w:val="001119D9"/>
@@ -1813,6 +2867,7 @@
   <w:style w:type="character" w:default="1" w:styleId="DefaultParagraphFont">
     <w:name w:val="Default Paragraph Font"/>
     <w:uiPriority w:val="1"/>
+    <w:semiHidden/>
     <w:unhideWhenUsed/>
   </w:style>
   <w:style w:type="table" w:default="1" w:styleId="TableNormal">
@@ -1867,7 +2922,6 @@
     <w:basedOn w:val="DefaultParagraphFont"/>
     <w:link w:val="Heading3"/>
     <w:uiPriority w:val="9"/>
-    <w:semiHidden/>
     <w:rsid w:val="001119D9"/>
     <w:rPr>
       <w:rFonts w:eastAsiaTheme="majorEastAsia" w:cstheme="majorBidi"/>
@@ -1881,7 +2935,6 @@
     <w:basedOn w:val="DefaultParagraphFont"/>
     <w:link w:val="Heading4"/>
     <w:uiPriority w:val="9"/>
-    <w:semiHidden/>
     <w:rsid w:val="001119D9"/>
     <w:rPr>
       <w:rFonts w:eastAsiaTheme="majorEastAsia" w:cstheme="majorBidi"/>
@@ -1895,7 +2948,6 @@
     <w:basedOn w:val="DefaultParagraphFont"/>
     <w:link w:val="Heading5"/>
     <w:uiPriority w:val="9"/>
-    <w:semiHidden/>
     <w:rsid w:val="001119D9"/>
     <w:rPr>
       <w:rFonts w:eastAsiaTheme="majorEastAsia" w:cstheme="majorBidi"/>
@@ -2124,6 +3176,25 @@
       <w:color w:val="0F4761" w:themeColor="accent1" w:themeShade="BF"/>
       <w:spacing w:val="5"/>
     </w:rPr>
+  </w:style>
+  <w:style w:type="table" w:styleId="TableGrid">
+    <w:name w:val="Table Grid"/>
+    <w:basedOn w:val="TableNormal"/>
+    <w:uiPriority w:val="39"/>
+    <w:rsid w:val="0064712A"/>
+    <w:pPr>
+      <w:spacing w:after="0" w:line="240" w:lineRule="auto"/>
+    </w:pPr>
+    <w:tblPr>
+      <w:tblBorders>
+        <w:top w:val="single" w:sz="4" w:space="0" w:color="auto"/>
+        <w:left w:val="single" w:sz="4" w:space="0" w:color="auto"/>
+        <w:bottom w:val="single" w:sz="4" w:space="0" w:color="auto"/>
+        <w:right w:val="single" w:sz="4" w:space="0" w:color="auto"/>
+        <w:insideH w:val="single" w:sz="4" w:space="0" w:color="auto"/>
+        <w:insideV w:val="single" w:sz="4" w:space="0" w:color="auto"/>
+      </w:tblBorders>
+    </w:tblPr>
   </w:style>
 </w:styles>
 </file>
